--- a/assets/Mohamed_D_CV.docx
+++ b/assets/Mohamed_D_CV.docx
@@ -96,19 +96,7 @@
         <w:rPr>
           <w:rFonts w:ascii="Albert Sans" w:hAnsi="Albert Sans"/>
         </w:rPr>
-        <w:t xml:space="preserve">mohamedeyaddabour@gmail.com </w:t>
-      </w:r>
-      <w:r>
-        <w:rPr>
-          <w:rFonts w:ascii="Albert Sans" w:hAnsi="Albert Sans"/>
-        </w:rPr>
-        <w:t>•</w:t>
-      </w:r>
-      <w:r>
-        <w:rPr>
-          <w:rFonts w:ascii="Albert Sans" w:hAnsi="Albert Sans"/>
-        </w:rPr>
-        <w:t xml:space="preserve"> 0536 886 75 64 • </w:t>
+        <w:t xml:space="preserve">mohamedeyaddabour@gmail.com • 0536 886 75 64 • </w:t>
       </w:r>
       <w:r>
         <w:rPr>
@@ -120,7 +108,7 @@
     <w:p>
       <w:r>
         <w:pict w14:anchorId="496A6BC2">
-          <v:rect id="_x0000_i1045" style="width:0;height:1.5pt" o:hralign="center" o:hrstd="t" o:hr="t" fillcolor="#a0a0a0" stroked="f"/>
+          <v:rect id="_x0000_i1025" style="width:0;height:1.5pt" o:hralign="center" o:hrstd="t" o:hr="t" fillcolor="#a0a0a0" stroked="f"/>
         </w:pict>
       </w:r>
     </w:p>
@@ -402,7 +390,21 @@
           <w:rFonts w:ascii="Albert Sans" w:hAnsi="Albert Sans"/>
           <w:lang w:val="en-US"/>
         </w:rPr>
-        <w:t xml:space="preserve"> and an expected graduation year of 2028. Multidisciplinary technical background spanning hardware diagnostics, embedded systems, relational database development, full-stack web applications, CAD design, 3D prototyping, and visual communication. Team captain and engineering contributor in TEKNOFEST UAV and robotics initiatives, with additional experience in freelance design, IT support, and academic assessment. </w:t>
+        <w:t xml:space="preserve"> and an expected graduation year of 202</w:t>
+      </w:r>
+      <w:r>
+        <w:rPr>
+          <w:rFonts w:ascii="Albert Sans" w:hAnsi="Albert Sans"/>
+          <w:lang w:val="en-US"/>
+        </w:rPr>
+        <w:t>7</w:t>
+      </w:r>
+      <w:r>
+        <w:rPr>
+          <w:rFonts w:ascii="Albert Sans" w:hAnsi="Albert Sans"/>
+          <w:lang w:val="en-US"/>
+        </w:rPr>
+        <w:t xml:space="preserve">. Multidisciplinary technical background spanning hardware diagnostics, embedded systems, relational database development, full-stack web applications, CAD design, 3D prototyping, and visual communication. Team captain and engineering contributor in TEKNOFEST UAV and robotics initiatives, with additional experience in freelance design, IT support, and academic assessment. </w:t>
       </w:r>
     </w:p>
     <w:p>
@@ -467,7 +469,21 @@
           <w:rFonts w:ascii="Albert Sans" w:hAnsi="Albert Sans"/>
           <w:lang w:val="en-US"/>
         </w:rPr>
-        <w:t xml:space="preserve"> | 2024–2028 (Expected)</w:t>
+        <w:t xml:space="preserve"> | 2024–202</w:t>
+      </w:r>
+      <w:r>
+        <w:rPr>
+          <w:rFonts w:ascii="Albert Sans" w:hAnsi="Albert Sans"/>
+          <w:lang w:val="en-US"/>
+        </w:rPr>
+        <w:t>7</w:t>
+      </w:r>
+      <w:r>
+        <w:rPr>
+          <w:rFonts w:ascii="Albert Sans" w:hAnsi="Albert Sans"/>
+          <w:lang w:val="en-US"/>
+        </w:rPr>
+        <w:t xml:space="preserve"> (Expected)</w:t>
       </w:r>
     </w:p>
     <w:p>
@@ -544,26 +560,61 @@
         <w:spacing w:after="0" w:line="360" w:lineRule="auto"/>
         <w:rPr>
           <w:rFonts w:ascii="Albert Sans" w:hAnsi="Albert Sans"/>
-          <w:lang w:val="en-US"/>
-        </w:rPr>
-      </w:pPr>
-      <w:r>
-        <w:rPr>
-          <w:rFonts w:ascii="Albert Sans" w:hAnsi="Albert Sans"/>
-          <w:b/>
-          <w:bCs/>
-          <w:lang w:val="en-US"/>
-        </w:rPr>
-        <w:t>Escola Islâmica Brasileira — São Paulo, Brazil</w:t>
-      </w:r>
-      <w:r>
-        <w:rPr>
-          <w:rFonts w:ascii="Albert Sans" w:hAnsi="Albert Sans"/>
-          <w:lang w:val="en-US"/>
+          <w:lang w:val="pt-BR"/>
+        </w:rPr>
+      </w:pPr>
+      <w:r>
+        <w:rPr>
+          <w:rFonts w:ascii="Albert Sans" w:hAnsi="Albert Sans"/>
+          <w:b/>
+          <w:bCs/>
+          <w:lang w:val="pt-BR"/>
+        </w:rPr>
+        <w:t xml:space="preserve">Escola Islâmica Brasileira — São Paulo, </w:t>
+      </w:r>
+      <w:proofErr w:type="spellStart"/>
+      <w:r>
+        <w:rPr>
+          <w:rFonts w:ascii="Albert Sans" w:hAnsi="Albert Sans"/>
+          <w:b/>
+          <w:bCs/>
+          <w:lang w:val="pt-BR"/>
+        </w:rPr>
+        <w:t>Brazil</w:t>
+      </w:r>
+      <w:proofErr w:type="spellEnd"/>
+      <w:r>
+        <w:rPr>
+          <w:rFonts w:ascii="Albert Sans" w:hAnsi="Albert Sans"/>
+          <w:lang w:val="pt-BR"/>
         </w:rPr>
         <w:br/>
-        <w:t>Secondary Education</w:t>
-      </w:r>
+      </w:r>
+      <w:proofErr w:type="spellStart"/>
+      <w:r>
+        <w:rPr>
+          <w:rFonts w:ascii="Albert Sans" w:hAnsi="Albert Sans"/>
+          <w:lang w:val="pt-BR"/>
+        </w:rPr>
+        <w:t>Secondary</w:t>
+      </w:r>
+      <w:proofErr w:type="spellEnd"/>
+      <w:r>
+        <w:rPr>
+          <w:rFonts w:ascii="Albert Sans" w:hAnsi="Albert Sans"/>
+          <w:lang w:val="pt-BR"/>
+        </w:rPr>
+        <w:t xml:space="preserve"> </w:t>
+      </w:r>
+      <w:proofErr w:type="spellStart"/>
+      <w:r>
+        <w:rPr>
+          <w:rFonts w:ascii="Albert Sans" w:hAnsi="Albert Sans"/>
+          <w:lang w:val="pt-BR"/>
+        </w:rPr>
+        <w:t>Education</w:t>
+      </w:r>
+      <w:proofErr w:type="spellEnd"/>
     </w:p>
     <w:p>
       <w:pPr>
@@ -1546,17 +1597,17 @@
           <w:rFonts w:ascii="Albert Sans" w:hAnsi="Albert Sans"/>
           <w:sz w:val="20"/>
           <w:szCs w:val="20"/>
-          <w:lang w:val="en-US"/>
-        </w:rPr>
-      </w:pPr>
-      <w:r>
-        <w:rPr>
-          <w:rFonts w:ascii="Albert Sans" w:hAnsi="Albert Sans"/>
-          <w:b/>
-          <w:bCs/>
-          <w:sz w:val="20"/>
-          <w:szCs w:val="20"/>
-          <w:lang w:val="en-US"/>
+          <w:lang w:val="pt-BR"/>
+        </w:rPr>
+      </w:pPr>
+      <w:r>
+        <w:rPr>
+          <w:rFonts w:ascii="Albert Sans" w:hAnsi="Albert Sans"/>
+          <w:b/>
+          <w:bCs/>
+          <w:sz w:val="20"/>
+          <w:szCs w:val="20"/>
+          <w:lang w:val="pt-BR"/>
         </w:rPr>
         <w:t>Portfolio:</w:t>
       </w:r>
@@ -1565,7 +1616,7 @@
           <w:rFonts w:ascii="Albert Sans" w:hAnsi="Albert Sans"/>
           <w:sz w:val="20"/>
           <w:szCs w:val="20"/>
-          <w:lang w:val="en-US"/>
+          <w:lang w:val="pt-BR"/>
         </w:rPr>
         <w:t xml:space="preserve"> </w:t>
       </w:r>
@@ -1576,7 +1627,7 @@
             <w:rFonts w:ascii="Albert Sans" w:hAnsi="Albert Sans"/>
             <w:sz w:val="20"/>
             <w:szCs w:val="20"/>
-            <w:lang w:val="en-US"/>
+            <w:lang w:val="pt-BR"/>
           </w:rPr>
           <w:t>https://www.behance.net/mohameddabour</w:t>
         </w:r>
@@ -1586,7 +1637,7 @@
           <w:rFonts w:ascii="Albert Sans" w:hAnsi="Albert Sans"/>
           <w:sz w:val="20"/>
           <w:szCs w:val="20"/>
-          <w:lang w:val="en-US"/>
+          <w:lang w:val="pt-BR"/>
         </w:rPr>
         <w:t>_</w:t>
       </w:r>
@@ -2502,7 +2553,7 @@
           <w:lang w:val="en-US"/>
         </w:rPr>
         <w:pict w14:anchorId="70144B1E">
-          <v:rect id="_x0000_i1038" style="width:0;height:1.5pt" o:hralign="center" o:hrstd="t" o:hr="t" fillcolor="#a0a0a0" stroked="f"/>
+          <v:rect id="_x0000_i1026" style="width:0;height:1.5pt" o:hralign="center" o:hrstd="t" o:hr="t" fillcolor="#a0a0a0" stroked="f"/>
         </w:pict>
       </w:r>
       <w:r>
@@ -5128,6 +5179,7 @@
   <w:style w:type="character" w:default="1" w:styleId="Fontepargpadro">
     <w:name w:val="Default Paragraph Font"/>
     <w:uiPriority w:val="1"/>
+    <w:semiHidden/>
     <w:unhideWhenUsed/>
   </w:style>
   <w:style w:type="table" w:default="1" w:styleId="Tabelanormal">
